--- a/testi-critici/artisti/eb-art-luoghi-dell-anima/word/opera-zen.docx
+++ b/testi-critici/artisti/eb-art-luoghi-dell-anima/word/opera-zen.docx
@@ -63,7 +63,7 @@
           <w:color w:val="1E1B18"/>
           <w:sz w:val="21"/>
         </w:rPr>
-        <w:t>Spirali d’oro si avvolgono su sé stesse e si rincorrono sul fondo scuro, come cerchi tracciati in un solo respiro. Il rosso e il verde si posano sopra senza turbarne il moto: è la quiete che nasce dal tornare, giro dopo giro, al proprio centro.</w:t>
+        <w:t>Un albero nero si torce sull’orizzonte e affonda le radici in una terra accesa di rosa e d’oro. Sopra, il cielo passa dal viola al turchese e i brillantini si posano come polvere di luce: la quiete non è assenza di tensione, ma la calma di chi ha trovato radici.</w:t>
       </w:r>
     </w:p>
     <w:p>
@@ -79,7 +79,7 @@
           <w:color w:val="6B645B"/>
           <w:sz w:val="18"/>
         </w:rPr>
-        <w:t>Golden spirals coil around themselves and chase one another across the dark ground, like circles drawn in a single breath. Red and green settle on them without disturbing their motion: the calm that comes from returning, turn after turn, to one’s own centre.</w:t>
+        <w:t>A black tree twists on the horizon and sinks its roots into earth glowing pink and gold. Above, the sky shifts from violet to turquoise and glitter settles like dust of light: calm is not the absence of tension, but the stillness of one who has found roots.</w:t>
       </w:r>
     </w:p>
     <w:sectPr>
